--- a/Joanna_Sorichta_CV.docx
+++ b/Joanna_Sorichta_CV.docx
@@ -354,7 +354,25 @@
           <w:i/>
           <w:iCs/>
         </w:rPr>
-        <w:t>Full-Time Position — Chorzów, Poland</w:t>
+        <w:t>F</w:t>
+      </w:r>
+      <w:r>
+        <w:rPr>
+          <w:b/>
+          <w:bCs/>
+          <w:i/>
+          <w:iCs/>
+        </w:rPr>
+        <w:t>lux Ltd</w:t>
+      </w:r>
+      <w:r>
+        <w:rPr>
+          <w:b/>
+          <w:bCs/>
+          <w:i/>
+          <w:iCs/>
+        </w:rPr>
+        <w:t>— Chorzów, Poland</w:t>
       </w:r>
       <w:r>
         <w:rPr>
@@ -421,7 +439,25 @@
           <w:i/>
           <w:iCs/>
         </w:rPr>
-        <w:t>Cactus Poland — Chorzów, Poland</w:t>
+        <w:t>Ca</w:t>
+      </w:r>
+      <w:r>
+        <w:rPr>
+          <w:b/>
+          <w:bCs/>
+          <w:i/>
+          <w:iCs/>
+        </w:rPr>
+        <w:t>ritas</w:t>
+      </w:r>
+      <w:r>
+        <w:rPr>
+          <w:b/>
+          <w:bCs/>
+          <w:i/>
+          <w:iCs/>
+        </w:rPr>
+        <w:t xml:space="preserve"> Poland — Chorzów, Poland</w:t>
       </w:r>
       <w:r>
         <w:rPr>
@@ -1596,6 +1632,7 @@
   <w:style w:type="character" w:default="1" w:styleId="DefaultParagraphFont">
     <w:name w:val="Default Paragraph Font"/>
     <w:uiPriority w:val="1"/>
+    <w:semiHidden/>
     <w:unhideWhenUsed/>
   </w:style>
   <w:style w:type="table" w:default="1" w:styleId="TableNormal">

--- a/Joanna_Sorichta_CV.docx
+++ b/Joanna_Sorichta_CV.docx
@@ -22,7 +22,10 @@
         <w:t xml:space="preserve">London, </w:t>
       </w:r>
       <w:r>
-        <w:t xml:space="preserve">SW18, </w:t>
+        <w:t>RM13</w:t>
+      </w:r>
+      <w:r>
+        <w:t xml:space="preserve">, </w:t>
       </w:r>
       <w:r>
         <w:t>United Kingdom</w:t>
@@ -169,7 +172,25 @@
           <w:iCs/>
         </w:rPr>
         <w:br/>
-        <w:t>Oct 2023 – Present</w:t>
+        <w:t xml:space="preserve">Oct 2023 – </w:t>
+      </w:r>
+      <w:r>
+        <w:rPr>
+          <w:b/>
+          <w:bCs/>
+          <w:i/>
+          <w:iCs/>
+        </w:rPr>
+        <w:t>August</w:t>
+      </w:r>
+      <w:r>
+        <w:rPr>
+          <w:b/>
+          <w:bCs/>
+          <w:i/>
+          <w:iCs/>
+        </w:rPr>
+        <w:t xml:space="preserve"> 2026</w:t>
       </w:r>
     </w:p>
     <w:p>

--- a/Joanna_Sorichta_CV.docx
+++ b/Joanna_Sorichta_CV.docx
@@ -1,11 +1,8 @@
 
 <file path=word/document.xml><?xml version="1.0" encoding="utf-8"?>
-<w:document xmlns:wpc="http://schemas.microsoft.com/office/word/2010/wordprocessingCanvas" xmlns:cx="http://schemas.microsoft.com/office/drawing/2014/chartex" xmlns:cx1="http://schemas.microsoft.com/office/drawing/2015/9/8/chartex" xmlns:cx2="http://schemas.microsoft.com/office/drawing/2015/10/21/chartex" xmlns:cx3="http://schemas.microsoft.com/office/drawing/2016/5/9/chartex" xmlns:cx4="http://schemas.microsoft.com/office/drawing/2016/5/10/chartex" xmlns:cx5="http://schemas.microsoft.com/office/drawing/2016/5/11/chartex" xmlns:cx6="http://schemas.microsoft.com/office/drawing/2016/5/12/chartex" xmlns:cx7="http://schemas.microsoft.com/office/drawing/2016/5/13/chartex" xmlns:cx8="http://schemas.microsoft.com/office/drawing/2016/5/14/chartex" xmlns:mc="http://schemas.openxmlformats.org/markup-compatibility/2006" xmlns:aink="http://schemas.microsoft.com/office/drawing/2016/ink" xmlns:am3d="http://schemas.microsoft.com/office/drawing/2017/model3d" xmlns:o="urn:schemas-microsoft-com:office:office" xmlns:oel="http://schemas.microsoft.com/office/2019/extlst" xmlns:r="http://schemas.openxmlformats.org/officeDocument/2006/relationships" xmlns:m="http://schemas.openxmlformats.org/officeDocument/2006/math" xmlns:v="urn:schemas-microsoft-com:vml" xmlns:wp14="http://schemas.microsoft.com/office/word/2010/wordprocessingDrawing" xmlns:wp="http://schemas.openxmlformats.org/drawingml/2006/wordprocessingDrawing" xmlns:w10="urn:schemas-microsoft-com:office:word" xmlns:w="http://schemas.openxmlformats.org/wordprocessingml/2006/main" xmlns:w14="http://schemas.microsoft.com/office/word/2010/wordml" xmlns:w15="http://schemas.microsoft.com/office/word/2012/wordml" xmlns:w16cex="http://schemas.microsoft.com/office/word/2018/wordml/cex" xmlns:w16cid="http://schemas.microsoft.com/office/word/2016/wordml/cid" xmlns:w16="http://schemas.microsoft.com/office/word/2018/wordml" xmlns:w16du="http://schemas.microsoft.com/office/word/2023/wordml/word16du" xmlns:w16sdtdh="http://schemas.microsoft.com/office/word/2020/wordml/sdtdatahash" xmlns:w16sdtfl="http://schemas.microsoft.com/office/word/2024/wordml/sdtformatlock" xmlns:w16se="http://schemas.microsoft.com/office/word/2015/wordml/symex" xmlns:wpg="http://schemas.microsoft.com/office/word/2010/wordprocessingGroup" xmlns:wpi="http://schemas.microsoft.com/office/word/2010/wordprocessingInk" xmlns:wne="http://schemas.microsoft.com/office/word/2006/wordml" xmlns:wps="http://schemas.microsoft.com/office/word/2010/wordprocessingShape" mc:Ignorable="w14 w15 w16se w16cid w16 w16cex w16sdtdh w16sdtfl w16du wp14">
+<w:document xmlns:wpc="http://schemas.microsoft.com/office/word/2010/wordprocessingCanvas" xmlns:cx="http://schemas.microsoft.com/office/drawing/2014/chartex" xmlns:cx1="http://schemas.microsoft.com/office/drawing/2015/9/8/chartex" xmlns:cx2="http://schemas.microsoft.com/office/drawing/2015/10/21/chartex" xmlns:cx3="http://schemas.microsoft.com/office/drawing/2016/5/9/chartex" xmlns:cx4="http://schemas.microsoft.com/office/drawing/2016/5/10/chartex" xmlns:cx5="http://schemas.microsoft.com/office/drawing/2016/5/11/chartex" xmlns:cx6="http://schemas.microsoft.com/office/drawing/2016/5/12/chartex" xmlns:cx7="http://schemas.microsoft.com/office/drawing/2016/5/13/chartex" xmlns:cx8="http://schemas.microsoft.com/office/drawing/2016/5/14/chartex" xmlns:mc="http://schemas.openxmlformats.org/markup-compatibility/2006" xmlns:aink="http://schemas.microsoft.com/office/drawing/2016/ink" xmlns:am3d="http://schemas.microsoft.com/office/drawing/2017/model3d" xmlns:o="urn:schemas-microsoft-com:office:office" xmlns:oel="http://schemas.microsoft.com/office/2019/extlst" xmlns:r="http://schemas.openxmlformats.org/officeDocument/2006/relationships" xmlns:m="http://schemas.openxmlformats.org/officeDocument/2006/math" xmlns:v="urn:schemas-microsoft-com:vml" xmlns:wp14="http://schemas.microsoft.com/office/word/2010/wordprocessingDrawing" xmlns:wp="http://schemas.openxmlformats.org/drawingml/2006/wordprocessingDrawing" xmlns:w10="urn:schemas-microsoft-com:office:word" xmlns:w="http://schemas.openxmlformats.org/wordprocessingml/2006/main" xmlns:w14="http://schemas.microsoft.com/office/word/2010/wordml" xmlns:w15="http://schemas.microsoft.com/office/word/2012/wordml" xmlns:w16cei="http://schemas.microsoft.com/office/word/2026/wordml/cei" xmlns:w16cex="http://schemas.microsoft.com/office/word/2018/wordml/cex" xmlns:w16cid="http://schemas.microsoft.com/office/word/2016/wordml/cid" xmlns:w16="http://schemas.microsoft.com/office/word/2018/wordml" xmlns:w16du="http://schemas.microsoft.com/office/word/2023/wordml/word16du" xmlns:w16sdtdh="http://schemas.microsoft.com/office/word/2020/wordml/sdtdatahash" xmlns:w16sdtfl="http://schemas.microsoft.com/office/word/2024/wordml/sdtformatlock" xmlns:w16se="http://schemas.microsoft.com/office/word/2015/wordml/symex" xmlns:wpg="http://schemas.microsoft.com/office/word/2010/wordprocessingGroup" xmlns:wpi="http://schemas.microsoft.com/office/word/2010/wordprocessingInk" xmlns:wne="http://schemas.microsoft.com/office/word/2006/wordml" xmlns:wps="http://schemas.microsoft.com/office/word/2010/wordprocessingShape" mc:Ignorable="w14 w15 w16se w16cid w16 w16cex w16sdtdh w16sdtfl w16du wp14">
   <w:body>
     <w:p>
-      <w:pPr>
-        <w:jc w:val="center"/>
-      </w:pPr>
       <w:r>
         <w:rPr>
           <w:b/>
@@ -15,182 +12,55 @@
       </w:r>
     </w:p>
     <w:p>
-      <w:pPr>
-        <w:jc w:val="center"/>
-      </w:pPr>
       <w:r>
         <w:t xml:space="preserve">London, </w:t>
       </w:r>
       <w:r>
-        <w:t>RM13</w:t>
-      </w:r>
-      <w:r>
-        <w:t xml:space="preserve">, </w:t>
-      </w:r>
-      <w:r>
-        <w:t>United Kingdom</w:t>
-      </w:r>
-      <w:r>
-        <w:br/>
-        <w:t>07930 817 158 | joanna.mymob@gmail.com</w:t>
-      </w:r>
-    </w:p>
-    <w:p>
-      <w:pPr>
-        <w:pStyle w:val="Heading1"/>
-      </w:pPr>
-      <w:r>
-        <w:t>PROFESSIONAL PROFILE</w:t>
-      </w:r>
-      <w:r>
-        <w:br/>
+        <w:t>Rainham, Essex RM13, United Kingdom</w:t>
       </w:r>
     </w:p>
     <w:p>
       <w:r>
-        <w:t>Passionate and reliable baker with hands-on experience producing high-quality baked goods in fast-paced food production environments. Skilled in bakery operations, food preparation, kitchen organisation, and maintaining high standards of hygiene and food safety. A strong team player with excellent attention to detail and the ability to work efficiently under pressure. Experienced in supporting daily operations, stock control, and maintaining consistent product quality.</w:t>
-      </w:r>
-    </w:p>
-    <w:p>
-      <w:pPr>
-        <w:pStyle w:val="Heading1"/>
-      </w:pPr>
-      <w:r>
-        <w:t>KEY SKILLS</w:t>
-      </w:r>
-      <w:r>
-        <w:br/>
-      </w:r>
-    </w:p>
-    <w:p>
-      <w:r>
-        <w:t>• Baking &amp; Pastry Preparation</w:t>
-      </w:r>
-      <w:r>
-        <w:br/>
-        <w:t>• Food Production &amp; Preparation</w:t>
-      </w:r>
-      <w:r>
-        <w:br/>
-        <w:t>• Kitchen Management &amp; Organisation</w:t>
-      </w:r>
-      <w:r>
-        <w:br/>
-        <w:t>• Food Safety &amp; Hygiene Standards</w:t>
-      </w:r>
-      <w:r>
-        <w:br/>
-        <w:t>• Quality Control</w:t>
-      </w:r>
-      <w:r>
-        <w:br/>
-        <w:t>• Team Collaboration</w:t>
-      </w:r>
-      <w:r>
-        <w:br/>
-        <w:t>• Time Management</w:t>
-      </w:r>
-      <w:r>
-        <w:br/>
-        <w:t>• Stock Control</w:t>
-      </w:r>
-      <w:r>
-        <w:br/>
-        <w:t>• Cleaning &amp; Sanitation Procedures</w:t>
-      </w:r>
-      <w:r>
-        <w:br/>
-        <w:t>• Fast-Paced Production Environments</w:t>
-      </w:r>
-    </w:p>
-    <w:p>
-      <w:pPr>
-        <w:pStyle w:val="Heading1"/>
-      </w:pPr>
-      <w:r>
-        <w:t>WORK EXPERIENCE</w:t>
-      </w:r>
-      <w:r>
-        <w:br/>
+        <w:t>07930 817 158 | joanna.mymob@gmail.com</w:t>
       </w:r>
     </w:p>
     <w:p>
       <w:pPr>
         <w:rPr>
           <w:b/>
-          <w:bCs/>
-          <w:i/>
-          <w:iCs/>
+          <w:sz w:val="22"/>
         </w:rPr>
       </w:pPr>
+    </w:p>
+    <w:p>
       <w:r>
         <w:rPr>
           <w:b/>
-          <w:caps/>
+          <w:sz w:val="22"/>
         </w:rPr>
-        <w:t>Baker</w:t>
+        <w:t>PROFESSIONAL PROFILE</w:t>
       </w:r>
+    </w:p>
+    <w:p>
+      <w:r>
+        <w:t>Reliable and hardworking food production and catering professional with over 15 years of experience in bakery, catering and fast-paced food production environments. Most recently employed as a Baker at GAIL’s Bakery, producing high-quality bakery products while maintaining exceptional standards of food safety, hygiene and quality. Skilled in food preparation, bakery operations, stock control, ingredient handling and maintaining clean, organised work areas. A proactive team player with excellent attention to detail and a strong work ethic.</w:t>
+      </w:r>
+    </w:p>
+    <w:p>
+      <w:pPr>
+        <w:rPr>
+          <w:b/>
+          <w:sz w:val="22"/>
+        </w:rPr>
+      </w:pPr>
+    </w:p>
+    <w:p>
       <w:r>
         <w:rPr>
           <w:b/>
-          <w:caps/>
+          <w:sz w:val="22"/>
         </w:rPr>
-        <w:br/>
-      </w:r>
-      <w:r>
-        <w:rPr>
-          <w:b/>
-          <w:bCs/>
-          <w:i/>
-          <w:iCs/>
-        </w:rPr>
-        <w:t xml:space="preserve">Gail’s Bakery — </w:t>
-      </w:r>
-      <w:r>
-        <w:rPr>
-          <w:b/>
-          <w:bCs/>
-          <w:i/>
-          <w:iCs/>
-        </w:rPr>
-        <w:t>Earlsfield</w:t>
-      </w:r>
-      <w:r>
-        <w:rPr>
-          <w:b/>
-          <w:bCs/>
-          <w:i/>
-          <w:iCs/>
-        </w:rPr>
-        <w:t>, London</w:t>
-      </w:r>
-      <w:r>
-        <w:rPr>
-          <w:b/>
-          <w:bCs/>
-          <w:i/>
-          <w:iCs/>
-        </w:rPr>
-        <w:br/>
-        <w:t xml:space="preserve">Oct 2023 – </w:t>
-      </w:r>
-      <w:r>
-        <w:rPr>
-          <w:b/>
-          <w:bCs/>
-          <w:i/>
-          <w:iCs/>
-        </w:rPr>
-        <w:t>August</w:t>
-      </w:r>
-      <w:r>
-        <w:rPr>
-          <w:b/>
-          <w:bCs/>
-          <w:i/>
-          <w:iCs/>
-        </w:rPr>
-        <w:t xml:space="preserve"> 2026</w:t>
+        <w:t>KEY SKILLS</w:t>
       </w:r>
     </w:p>
     <w:p>
@@ -198,7 +68,7 @@
         <w:pStyle w:val="ListBullet"/>
       </w:pPr>
       <w:r>
-        <w:t>Produce a wide range of high-quality baked goods and pastries in a busy bakery environment.</w:t>
+        <w:t>Food Preparation &amp; Catering</w:t>
       </w:r>
     </w:p>
     <w:p>
@@ -206,7 +76,7 @@
         <w:pStyle w:val="ListBullet"/>
       </w:pPr>
       <w:r>
-        <w:t>Maintain consistency, quality, and presentation standards across all products.</w:t>
+        <w:t>Baking &amp; Pastry Production</w:t>
       </w:r>
     </w:p>
     <w:p>
@@ -214,7 +84,7 @@
         <w:pStyle w:val="ListBullet"/>
       </w:pPr>
       <w:r>
-        <w:t>Support daily bakery operations to ensure smooth workflow and efficient production.</w:t>
+        <w:t>Bakery Operations</w:t>
       </w:r>
     </w:p>
     <w:p>
@@ -222,7 +92,7 @@
         <w:pStyle w:val="ListBullet"/>
       </w:pPr>
       <w:r>
-        <w:t>Assist with stock rotation and ingredient preparation.</w:t>
+        <w:t>Kitchen Organisation</w:t>
       </w:r>
     </w:p>
     <w:p>
@@ -230,7 +100,146 @@
         <w:pStyle w:val="ListBullet"/>
       </w:pPr>
       <w:r>
-        <w:t>Follow strict food safety, hygiene, and cleanliness procedures at all times.</w:t>
+        <w:t>Food Safety &amp; Hygiene (Level 2)</w:t>
+      </w:r>
+    </w:p>
+    <w:p>
+      <w:pPr>
+        <w:pStyle w:val="ListBullet"/>
+      </w:pPr>
+      <w:r>
+        <w:t>HACCP Awareness</w:t>
+      </w:r>
+    </w:p>
+    <w:p>
+      <w:pPr>
+        <w:pStyle w:val="ListBullet"/>
+      </w:pPr>
+      <w:r>
+        <w:t>Stock Control &amp; Stock Rotation</w:t>
+      </w:r>
+    </w:p>
+    <w:p>
+      <w:pPr>
+        <w:pStyle w:val="ListBullet"/>
+      </w:pPr>
+      <w:r>
+        <w:t>Ingredient Preparation</w:t>
+      </w:r>
+    </w:p>
+    <w:p>
+      <w:pPr>
+        <w:pStyle w:val="ListBullet"/>
+      </w:pPr>
+      <w:r>
+        <w:t>Quality Control</w:t>
+      </w:r>
+    </w:p>
+    <w:p>
+      <w:pPr>
+        <w:pStyle w:val="ListBullet"/>
+      </w:pPr>
+      <w:r>
+        <w:t>Cleaning &amp; Sanitation</w:t>
+      </w:r>
+    </w:p>
+    <w:p>
+      <w:pPr>
+        <w:pStyle w:val="ListBullet"/>
+      </w:pPr>
+      <w:r>
+        <w:t>Team Collaboration</w:t>
+      </w:r>
+    </w:p>
+    <w:p>
+      <w:pPr>
+        <w:pStyle w:val="ListBullet"/>
+      </w:pPr>
+      <w:r>
+        <w:t>Time Management</w:t>
+      </w:r>
+    </w:p>
+    <w:p>
+      <w:pPr>
+        <w:pStyle w:val="ListBullet"/>
+      </w:pPr>
+      <w:r>
+        <w:t>Health &amp; Safety Compliance</w:t>
+      </w:r>
+    </w:p>
+    <w:p>
+      <w:pPr>
+        <w:pStyle w:val="ListBullet"/>
+      </w:pPr>
+      <w:r>
+        <w:t>Fast-Paced Food Production</w:t>
+      </w:r>
+    </w:p>
+    <w:p>
+      <w:pPr>
+        <w:rPr>
+          <w:b/>
+          <w:sz w:val="22"/>
+        </w:rPr>
+      </w:pPr>
+    </w:p>
+    <w:p>
+      <w:r>
+        <w:rPr>
+          <w:b/>
+          <w:sz w:val="22"/>
+        </w:rPr>
+        <w:t>WORK EXPERIENCE</w:t>
+      </w:r>
+    </w:p>
+    <w:p>
+      <w:r>
+        <w:rPr>
+          <w:b/>
+        </w:rPr>
+        <w:t>BAKER</w:t>
+      </w:r>
+    </w:p>
+    <w:p>
+      <w:r>
+        <w:t>GAIL's Bakery — Earlsfield, London</w:t>
+      </w:r>
+    </w:p>
+    <w:p>
+      <w:r>
+        <w:t>October 2023 – August 2026</w:t>
+      </w:r>
+    </w:p>
+    <w:p>
+      <w:pPr>
+        <w:pStyle w:val="ListBullet"/>
+      </w:pPr>
+      <w:r>
+        <w:t>Produced artisan breads, pastries and baked goods.</w:t>
+      </w:r>
+    </w:p>
+    <w:p>
+      <w:pPr>
+        <w:pStyle w:val="ListBullet"/>
+      </w:pPr>
+      <w:r>
+        <w:t>Prepared ingredients and followed recipes and production schedules.</w:t>
+      </w:r>
+    </w:p>
+    <w:p>
+      <w:pPr>
+        <w:pStyle w:val="ListBullet"/>
+      </w:pPr>
+      <w:r>
+        <w:t>Maintained excellent food safety and hygiene standards.</w:t>
+      </w:r>
+    </w:p>
+    <w:p>
+      <w:pPr>
+        <w:pStyle w:val="ListBullet"/>
+      </w:pPr>
+      <w:r>
+        <w:t>Supported stock rotation and inventory control.</w:t>
       </w:r>
     </w:p>
     <w:p>
@@ -239,70 +248,32 @@
       </w:pPr>
       <w:r>
         <w:lastRenderedPageBreak/>
-        <w:t>Work collaboratively within a team to meet production targets and customer expectations.</w:t>
+        <w:t>Worked collaboratively to achieve daily production targets.</w:t>
       </w:r>
     </w:p>
     <w:p>
       <w:pPr>
         <w:rPr>
           <w:b/>
-          <w:bCs/>
-          <w:i/>
-          <w:iCs/>
         </w:rPr>
       </w:pPr>
+    </w:p>
+    <w:p>
       <w:r>
         <w:rPr>
           <w:b/>
-          <w:caps/>
         </w:rPr>
-        <w:t>Grab Crane Driver / Multi-Skilled Operative</w:t>
+        <w:t>GRAB CRANE DRIVER / MULTI-SKILLED OPERATIVE</w:t>
       </w:r>
+    </w:p>
+    <w:p>
       <w:r>
-        <w:rPr>
-          <w:b/>
-          <w:caps/>
-        </w:rPr>
-        <w:br/>
+        <w:t>ALS Managed Services Ltd (Working for Cory) — Wandsworth, London</w:t>
       </w:r>
+    </w:p>
+    <w:p>
       <w:r>
-        <w:rPr>
-          <w:b/>
-          <w:bCs/>
-          <w:i/>
-          <w:iCs/>
-        </w:rPr>
-        <w:t xml:space="preserve">ALS Managed Services Ltd — </w:t>
-      </w:r>
-      <w:r>
-        <w:rPr>
-          <w:b/>
-          <w:bCs/>
-          <w:i/>
-          <w:iCs/>
-        </w:rPr>
-        <w:t xml:space="preserve">Working for Cory in </w:t>
-      </w:r>
-      <w:r>
-        <w:rPr>
-          <w:b/>
-          <w:bCs/>
-          <w:i/>
-          <w:iCs/>
-        </w:rPr>
-        <w:t>Wandsworth, London</w:t>
-      </w:r>
-      <w:r>
-        <w:br/>
-      </w:r>
-      <w:r>
-        <w:rPr>
-          <w:b/>
-          <w:bCs/>
-          <w:i/>
-          <w:iCs/>
-        </w:rPr>
-        <w:t>Feb 2017 – Oct 2023</w:t>
+        <w:t>February 2017 – October 2023</w:t>
       </w:r>
     </w:p>
     <w:p>
@@ -310,7 +281,7 @@
         <w:pStyle w:val="ListBullet"/>
       </w:pPr>
       <w:r>
-        <w:t>Operated heavy machinery and waste transfer equipment in a fast-paced industrial environment.</w:t>
+        <w:t>Operated heavy machinery safely.</w:t>
       </w:r>
     </w:p>
     <w:p>
@@ -318,7 +289,7 @@
         <w:pStyle w:val="ListBullet"/>
       </w:pPr>
       <w:r>
-        <w:t>Loaded and moved materials efficiently while maintaining safety standards.</w:t>
+        <w:t>Performed inspections and followed health &amp; safety procedures.</w:t>
       </w:r>
     </w:p>
     <w:p>
@@ -326,7 +297,32 @@
         <w:pStyle w:val="ListBullet"/>
       </w:pPr>
       <w:r>
-        <w:t>Conducted operational checks and followed environmental and health &amp; safety procedures.</w:t>
+        <w:t>Supported site operations across multiple departments.</w:t>
+      </w:r>
+    </w:p>
+    <w:p>
+      <w:pPr>
+        <w:rPr>
+          <w:b/>
+        </w:rPr>
+      </w:pPr>
+    </w:p>
+    <w:p>
+      <w:r>
+        <w:rPr>
+          <w:b/>
+        </w:rPr>
+        <w:t>OFFICE CLEANER</w:t>
+      </w:r>
+    </w:p>
+    <w:p>
+      <w:r>
+        <w:t>Flux Ltd — Chorzów, Poland</w:t>
+      </w:r>
+    </w:p>
+    <w:p>
+      <w:r>
+        <w:t>January 2009 – December 2014</w:t>
       </w:r>
     </w:p>
     <w:p>
@@ -334,7 +330,7 @@
         <w:pStyle w:val="ListBullet"/>
       </w:pPr>
       <w:r>
-        <w:t>Supported plant operations and ensured efficient site performance.</w:t>
+        <w:t>Maintained high standards of cleanliness and hygiene.</w:t>
       </w:r>
     </w:p>
     <w:p>
@@ -342,68 +338,32 @@
         <w:pStyle w:val="ListBullet"/>
       </w:pPr>
       <w:r>
-        <w:t>Worked flexibly across multiple operational tasks and responsibilities.</w:t>
+        <w:t>Worked independently and safely.</w:t>
       </w:r>
     </w:p>
     <w:p>
       <w:pPr>
         <w:rPr>
           <w:b/>
-          <w:bCs/>
-          <w:i/>
-          <w:iCs/>
         </w:rPr>
       </w:pPr>
+    </w:p>
+    <w:p>
       <w:r>
         <w:rPr>
           <w:b/>
-          <w:caps/>
         </w:rPr>
-        <w:t>Office Cleaner</w:t>
+        <w:t>CATERING ASSISTANT &amp; COOK</w:t>
       </w:r>
+    </w:p>
+    <w:p>
       <w:r>
-        <w:rPr>
-          <w:b/>
-          <w:caps/>
-        </w:rPr>
-        <w:br/>
+        <w:t>Caritas Poland — Chorzów, Poland</w:t>
       </w:r>
+    </w:p>
+    <w:p>
       <w:r>
-        <w:rPr>
-          <w:b/>
-          <w:bCs/>
-          <w:i/>
-          <w:iCs/>
-        </w:rPr>
-        <w:t>F</w:t>
-      </w:r>
-      <w:r>
-        <w:rPr>
-          <w:b/>
-          <w:bCs/>
-          <w:i/>
-          <w:iCs/>
-        </w:rPr>
-        <w:t>lux Ltd</w:t>
-      </w:r>
-      <w:r>
-        <w:rPr>
-          <w:b/>
-          <w:bCs/>
-          <w:i/>
-          <w:iCs/>
-        </w:rPr>
-        <w:t>— Chorzów, Poland</w:t>
-      </w:r>
-      <w:r>
-        <w:rPr>
-          <w:b/>
-          <w:bCs/>
-          <w:i/>
-          <w:iCs/>
-        </w:rPr>
-        <w:br/>
-        <w:t>Jan 2009 – Dec 2014</w:t>
+        <w:t>May 1999 – August 2008</w:t>
       </w:r>
     </w:p>
     <w:p>
@@ -411,7 +371,7 @@
         <w:pStyle w:val="ListBullet"/>
       </w:pPr>
       <w:r>
-        <w:t>Maintained cleanliness and hygiene standards in office and communal areas.</w:t>
+        <w:t>Prepared food in a busy kitchen.</w:t>
       </w:r>
     </w:p>
     <w:p>
@@ -419,7 +379,7 @@
         <w:pStyle w:val="ListBullet"/>
       </w:pPr>
       <w:r>
-        <w:t>Managed cleaning schedules independently and efficiently.</w:t>
+        <w:t>Prepared salads, soups, main meals and baked products.</w:t>
       </w:r>
     </w:p>
     <w:p>
@@ -427,146 +387,46 @@
         <w:pStyle w:val="ListBullet"/>
       </w:pPr>
       <w:r>
-        <w:t>Ensured safe use of cleaning materials and equipment.</w:t>
+        <w:t>Maintained food hygiene and kitchen cleanliness.</w:t>
       </w:r>
     </w:p>
     <w:p>
       <w:pPr>
         <w:rPr>
           <w:b/>
-          <w:bCs/>
-          <w:i/>
-          <w:iCs/>
+          <w:sz w:val="22"/>
         </w:rPr>
       </w:pPr>
-      <w:r>
-        <w:rPr>
-          <w:b/>
-          <w:caps/>
-        </w:rPr>
-        <w:t>Catering Assistant &amp; Cook</w:t>
-      </w:r>
-      <w:r>
-        <w:rPr>
-          <w:b/>
-          <w:caps/>
-        </w:rPr>
-        <w:br/>
-      </w:r>
-      <w:r>
-        <w:rPr>
-          <w:b/>
-          <w:bCs/>
-          <w:i/>
-          <w:iCs/>
-        </w:rPr>
-        <w:t>Ca</w:t>
-      </w:r>
-      <w:r>
-        <w:rPr>
-          <w:b/>
-          <w:bCs/>
-          <w:i/>
-          <w:iCs/>
-        </w:rPr>
-        <w:t>ritas</w:t>
-      </w:r>
-      <w:r>
-        <w:rPr>
-          <w:b/>
-          <w:bCs/>
-          <w:i/>
-          <w:iCs/>
-        </w:rPr>
-        <w:t xml:space="preserve"> Poland — Chorzów, Poland</w:t>
-      </w:r>
-      <w:r>
-        <w:rPr>
-          <w:b/>
-          <w:bCs/>
-          <w:i/>
-          <w:iCs/>
-        </w:rPr>
-        <w:br/>
-        <w:t>May 1999 – Aug 2008</w:t>
-      </w:r>
-    </w:p>
-    <w:p>
-      <w:pPr>
-        <w:pStyle w:val="ListBullet"/>
-      </w:pPr>
-      <w:r>
-        <w:t>Assisted in food preparation and cooking within a high-volume kitchen environment.</w:t>
-      </w:r>
-    </w:p>
-    <w:p>
-      <w:pPr>
-        <w:pStyle w:val="ListBullet"/>
-      </w:pPr>
-      <w:r>
-        <w:t>Prepared salads, soups, main meals, and baked products.</w:t>
-      </w:r>
-    </w:p>
-    <w:p>
-      <w:pPr>
-        <w:pStyle w:val="ListBullet"/>
-      </w:pPr>
-      <w:r>
-        <w:t>Maintained kitchen cleanliness and food safety standards.</w:t>
-      </w:r>
-    </w:p>
-    <w:p>
-      <w:pPr>
-        <w:pStyle w:val="ListBullet"/>
-      </w:pPr>
-      <w:r>
-        <w:t>Developed practical knowledge of catering operations and hospitality service.</w:t>
-      </w:r>
-    </w:p>
-    <w:p>
-      <w:pPr>
-        <w:pStyle w:val="Heading1"/>
-      </w:pPr>
-      <w:r>
-        <w:t>EDUCATION</w:t>
-      </w:r>
-      <w:r>
-        <w:br/>
-      </w:r>
     </w:p>
     <w:p>
       <w:r>
         <w:rPr>
           <w:b/>
+          <w:sz w:val="22"/>
         </w:rPr>
-        <w:t>South Thames College</w:t>
+        <w:t>EDUCATION &amp; QUALIFICATIONS</w:t>
+      </w:r>
+    </w:p>
+    <w:p>
+      <w:r>
+        <w:t>Highfield Level 2 Food Safety</w:t>
       </w:r>
       <w:r>
-        <w:rPr>
-          <w:b/>
-        </w:rPr>
         <w:br/>
+        <w:t>Highfield Online Training</w:t>
       </w:r>
       <w:r>
-        <w:rPr>
-          <w:b/>
-          <w:bCs/>
-          <w:i/>
-          <w:iCs/>
-        </w:rPr>
-        <w:t>London, United Kingdom</w:t>
+        <w:br/>
+        <w:t>Completed: August 2026</w:t>
+      </w:r>
+    </w:p>
+    <w:p>
+      <w:r>
+        <w:t>English Language Course</w:t>
       </w:r>
       <w:r>
-        <w:rPr>
-          <w:b/>
-          <w:bCs/>
-          <w:i/>
-          <w:iCs/>
-        </w:rPr>
         <w:br/>
-      </w:r>
-      <w:r>
-        <w:t>English Language Course</w:t>
+        <w:t>South Thames College, London</w:t>
       </w:r>
       <w:r>
         <w:br/>
@@ -575,37 +435,11 @@
     </w:p>
     <w:p>
       <w:r>
-        <w:rPr>
-          <w:b/>
-        </w:rPr>
-        <w:t>Complex of Gastronomy and Service Schools (Zespół Szkół Gastronomiczno-Usługowych)</w:t>
+        <w:t>Vocational Diploma in Catering &amp; Food Service</w:t>
       </w:r>
       <w:r>
-        <w:rPr>
-          <w:b/>
-        </w:rPr>
         <w:br/>
-      </w:r>
-      <w:r>
-        <w:rPr>
-          <w:b/>
-          <w:bCs/>
-          <w:i/>
-          <w:iCs/>
-        </w:rPr>
-        <w:t>Chorzów, Poland</w:t>
-      </w:r>
-      <w:r>
-        <w:rPr>
-          <w:b/>
-          <w:bCs/>
-          <w:i/>
-          <w:iCs/>
-        </w:rPr>
-        <w:br/>
-      </w:r>
-      <w:r>
-        <w:t>Vocational Diploma in Catering, Catering and Food Service</w:t>
+        <w:t>Complex of Gastronomy and Service Schools, Chorzów, Poland</w:t>
       </w:r>
       <w:r>
         <w:br/>
@@ -613,15 +447,13 @@
       </w:r>
     </w:p>
     <w:p>
-      <w:pPr>
-        <w:pStyle w:val="Heading1"/>
-      </w:pPr>
       <w:r>
+        <w:rPr>
+          <w:b/>
+          <w:sz w:val="22"/>
+        </w:rPr>
         <w:lastRenderedPageBreak/>
         <w:t>LANGUAGES</w:t>
-      </w:r>
-      <w:r>
-        <w:br/>
       </w:r>
     </w:p>
     <w:p>
@@ -629,7 +461,7 @@
         <w:pStyle w:val="ListBullet"/>
       </w:pPr>
       <w:r>
-        <w:t>English — Working Proficiency</w:t>
+        <w:t>English – Working Proficiency</w:t>
       </w:r>
     </w:p>
     <w:p>
@@ -637,18 +469,24 @@
         <w:pStyle w:val="ListBullet"/>
       </w:pPr>
       <w:r>
-        <w:t>Polish — Native</w:t>
+        <w:t>Polish – Native</w:t>
       </w:r>
     </w:p>
     <w:p>
       <w:pPr>
-        <w:pStyle w:val="Heading1"/>
+        <w:rPr>
+          <w:b/>
+          <w:sz w:val="22"/>
+        </w:rPr>
       </w:pPr>
+    </w:p>
+    <w:p>
       <w:r>
+        <w:rPr>
+          <w:b/>
+          <w:sz w:val="22"/>
+        </w:rPr>
         <w:t>ADDITIONAL INFORMATION</w:t>
-      </w:r>
-      <w:r>
-        <w:br/>
       </w:r>
     </w:p>
     <w:p>
@@ -656,7 +494,7 @@
         <w:pStyle w:val="ListBullet"/>
       </w:pPr>
       <w:r>
-        <w:t xml:space="preserve">Full right to work in the United Kingdom under the EU Settled Status Scheme </w:t>
+        <w:t>Full right to work in the UK (EU Settled Status)</w:t>
       </w:r>
     </w:p>
     <w:p>
@@ -664,7 +502,7 @@
         <w:pStyle w:val="ListBullet"/>
       </w:pPr>
       <w:r>
-        <w:t xml:space="preserve">Experienced in fast-paced production and hospitality environments </w:t>
+        <w:t>Highfield Level 2 Food Safety qualified</w:t>
       </w:r>
     </w:p>
     <w:p>
@@ -672,10 +510,25 @@
         <w:pStyle w:val="ListBullet"/>
       </w:pPr>
       <w:r>
-        <w:t>Strong understanding of workplace hygiene, health &amp; safety, and food safety standards</w:t>
+        <w:t>Experienced in bakery, catering and fast-paced food production environments</w:t>
       </w:r>
     </w:p>
-    <w:p/>
+    <w:p>
+      <w:pPr>
+        <w:pStyle w:val="ListBullet"/>
+      </w:pPr>
+      <w:r>
+        <w:t>Strong understanding of food safety, hygiene and workplace health &amp; safety</w:t>
+      </w:r>
+    </w:p>
+    <w:p>
+      <w:pPr>
+        <w:pStyle w:val="ListBullet"/>
+      </w:pPr>
+      <w:r>
+        <w:t>Reliable, punctual and flexible with an excellent attendance record</w:t>
+      </w:r>
+    </w:p>
     <w:sectPr>
       <w:pgSz w:w="12240" w:h="15840"/>
       <w:pgMar w:top="1440" w:right="1800" w:bottom="1440" w:left="1800" w:header="720" w:footer="720" w:gutter="0"/>
@@ -687,7 +540,7 @@
 </file>
 
 <file path=word/numbering.xml><?xml version="1.0" encoding="utf-8"?>
-<w:numbering xmlns:wpc="http://schemas.microsoft.com/office/word/2010/wordprocessingCanvas" xmlns:cx="http://schemas.microsoft.com/office/drawing/2014/chartex" xmlns:cx1="http://schemas.microsoft.com/office/drawing/2015/9/8/chartex" xmlns:cx2="http://schemas.microsoft.com/office/drawing/2015/10/21/chartex" xmlns:cx3="http://schemas.microsoft.com/office/drawing/2016/5/9/chartex" xmlns:cx4="http://schemas.microsoft.com/office/drawing/2016/5/10/chartex" xmlns:cx5="http://schemas.microsoft.com/office/drawing/2016/5/11/chartex" xmlns:cx6="http://schemas.microsoft.com/office/drawing/2016/5/12/chartex" xmlns:cx7="http://schemas.microsoft.com/office/drawing/2016/5/13/chartex" xmlns:cx8="http://schemas.microsoft.com/office/drawing/2016/5/14/chartex" xmlns:mc="http://schemas.openxmlformats.org/markup-compatibility/2006" xmlns:aink="http://schemas.microsoft.com/office/drawing/2016/ink" xmlns:am3d="http://schemas.microsoft.com/office/drawing/2017/model3d" xmlns:o="urn:schemas-microsoft-com:office:office" xmlns:oel="http://schemas.microsoft.com/office/2019/extlst" xmlns:r="http://schemas.openxmlformats.org/officeDocument/2006/relationships" xmlns:m="http://schemas.openxmlformats.org/officeDocument/2006/math" xmlns:v="urn:schemas-microsoft-com:vml" xmlns:wp14="http://schemas.microsoft.com/office/word/2010/wordprocessingDrawing" xmlns:wp="http://schemas.openxmlformats.org/drawingml/2006/wordprocessingDrawing" xmlns:w10="urn:schemas-microsoft-com:office:word" xmlns:w="http://schemas.openxmlformats.org/wordprocessingml/2006/main" xmlns:w14="http://schemas.microsoft.com/office/word/2010/wordml" xmlns:w15="http://schemas.microsoft.com/office/word/2012/wordml" xmlns:w16cex="http://schemas.microsoft.com/office/word/2018/wordml/cex" xmlns:w16cid="http://schemas.microsoft.com/office/word/2016/wordml/cid" xmlns:w16="http://schemas.microsoft.com/office/word/2018/wordml" xmlns:w16du="http://schemas.microsoft.com/office/word/2023/wordml/word16du" xmlns:w16sdtdh="http://schemas.microsoft.com/office/word/2020/wordml/sdtdatahash" xmlns:w16sdtfl="http://schemas.microsoft.com/office/word/2024/wordml/sdtformatlock" xmlns:w16se="http://schemas.microsoft.com/office/word/2015/wordml/symex" xmlns:wpg="http://schemas.microsoft.com/office/word/2010/wordprocessingGroup" xmlns:wpi="http://schemas.microsoft.com/office/word/2010/wordprocessingInk" xmlns:wne="http://schemas.microsoft.com/office/word/2006/wordml" xmlns:wps="http://schemas.microsoft.com/office/word/2010/wordprocessingShape" mc:Ignorable="w14 w15 w16se w16cid w16 w16cex w16sdtdh w16sdtfl w16du wp14">
+<w:numbering xmlns:wpc="http://schemas.microsoft.com/office/word/2010/wordprocessingCanvas" xmlns:cx="http://schemas.microsoft.com/office/drawing/2014/chartex" xmlns:cx1="http://schemas.microsoft.com/office/drawing/2015/9/8/chartex" xmlns:cx2="http://schemas.microsoft.com/office/drawing/2015/10/21/chartex" xmlns:cx3="http://schemas.microsoft.com/office/drawing/2016/5/9/chartex" xmlns:cx4="http://schemas.microsoft.com/office/drawing/2016/5/10/chartex" xmlns:cx5="http://schemas.microsoft.com/office/drawing/2016/5/11/chartex" xmlns:cx6="http://schemas.microsoft.com/office/drawing/2016/5/12/chartex" xmlns:cx7="http://schemas.microsoft.com/office/drawing/2016/5/13/chartex" xmlns:cx8="http://schemas.microsoft.com/office/drawing/2016/5/14/chartex" xmlns:mc="http://schemas.openxmlformats.org/markup-compatibility/2006" xmlns:aink="http://schemas.microsoft.com/office/drawing/2016/ink" xmlns:am3d="http://schemas.microsoft.com/office/drawing/2017/model3d" xmlns:o="urn:schemas-microsoft-com:office:office" xmlns:oel="http://schemas.microsoft.com/office/2019/extlst" xmlns:r="http://schemas.openxmlformats.org/officeDocument/2006/relationships" xmlns:m="http://schemas.openxmlformats.org/officeDocument/2006/math" xmlns:v="urn:schemas-microsoft-com:vml" xmlns:wp14="http://schemas.microsoft.com/office/word/2010/wordprocessingDrawing" xmlns:wp="http://schemas.openxmlformats.org/drawingml/2006/wordprocessingDrawing" xmlns:w10="urn:schemas-microsoft-com:office:word" xmlns:w="http://schemas.openxmlformats.org/wordprocessingml/2006/main" xmlns:w14="http://schemas.microsoft.com/office/word/2010/wordml" xmlns:w15="http://schemas.microsoft.com/office/word/2012/wordml" xmlns:w16cei="http://schemas.microsoft.com/office/word/2026/wordml/cei" xmlns:w16cex="http://schemas.microsoft.com/office/word/2018/wordml/cex" xmlns:w16cid="http://schemas.microsoft.com/office/word/2016/wordml/cid" xmlns:w16="http://schemas.microsoft.com/office/word/2018/wordml" xmlns:w16du="http://schemas.microsoft.com/office/word/2023/wordml/word16du" xmlns:w16sdtdh="http://schemas.microsoft.com/office/word/2020/wordml/sdtdatahash" xmlns:w16sdtfl="http://schemas.microsoft.com/office/word/2024/wordml/sdtformatlock" xmlns:w16se="http://schemas.microsoft.com/office/word/2015/wordml/symex" xmlns:wpg="http://schemas.microsoft.com/office/word/2010/wordprocessingGroup" xmlns:wpi="http://schemas.microsoft.com/office/word/2010/wordprocessingInk" xmlns:wne="http://schemas.microsoft.com/office/word/2006/wordml" xmlns:wps="http://schemas.microsoft.com/office/word/2010/wordprocessingShape" mc:Ignorable="w14 w15 w16se w16cid w16 w16cex w16sdtdh w16sdtfl w16du wp14">
   <w:abstractNum w:abstractNumId="0" w15:restartNumberingAfterBreak="0">
     <w:nsid w:val="FFFFFF7C"/>
     <w:multiLevelType w:val="singleLevel"/>
@@ -859,193 +712,32 @@
       </w:rPr>
     </w:lvl>
   </w:abstractNum>
-  <w:abstractNum w:abstractNumId="9" w15:restartNumberingAfterBreak="0">
-    <w:nsid w:val="7AEA2966"/>
-    <w:multiLevelType w:val="multilevel"/>
-    <w:tmpl w:val="AEF2ED48"/>
-    <w:lvl w:ilvl="0">
-      <w:start w:val="1"/>
-      <w:numFmt w:val="bullet"/>
-      <w:lvlText w:val=""/>
-      <w:lvlJc w:val="left"/>
-      <w:pPr>
-        <w:tabs>
-          <w:tab w:val="num" w:pos="720"/>
-        </w:tabs>
-        <w:ind w:left="720" w:hanging="360"/>
-      </w:pPr>
-      <w:rPr>
-        <w:rFonts w:ascii="Symbol" w:hAnsi="Symbol" w:hint="default"/>
-        <w:sz w:val="20"/>
-      </w:rPr>
-    </w:lvl>
-    <w:lvl w:ilvl="1" w:tentative="1">
-      <w:start w:val="1"/>
-      <w:numFmt w:val="bullet"/>
-      <w:lvlText w:val="o"/>
-      <w:lvlJc w:val="left"/>
-      <w:pPr>
-        <w:tabs>
-          <w:tab w:val="num" w:pos="1440"/>
-        </w:tabs>
-        <w:ind w:left="1440" w:hanging="360"/>
-      </w:pPr>
-      <w:rPr>
-        <w:rFonts w:ascii="Courier New" w:hAnsi="Courier New" w:hint="default"/>
-        <w:sz w:val="20"/>
-      </w:rPr>
-    </w:lvl>
-    <w:lvl w:ilvl="2" w:tentative="1">
-      <w:start w:val="1"/>
-      <w:numFmt w:val="bullet"/>
-      <w:lvlText w:val=""/>
-      <w:lvlJc w:val="left"/>
-      <w:pPr>
-        <w:tabs>
-          <w:tab w:val="num" w:pos="2160"/>
-        </w:tabs>
-        <w:ind w:left="2160" w:hanging="360"/>
-      </w:pPr>
-      <w:rPr>
-        <w:rFonts w:ascii="Wingdings" w:hAnsi="Wingdings" w:hint="default"/>
-        <w:sz w:val="20"/>
-      </w:rPr>
-    </w:lvl>
-    <w:lvl w:ilvl="3" w:tentative="1">
-      <w:start w:val="1"/>
-      <w:numFmt w:val="bullet"/>
-      <w:lvlText w:val=""/>
-      <w:lvlJc w:val="left"/>
-      <w:pPr>
-        <w:tabs>
-          <w:tab w:val="num" w:pos="2880"/>
-        </w:tabs>
-        <w:ind w:left="2880" w:hanging="360"/>
-      </w:pPr>
-      <w:rPr>
-        <w:rFonts w:ascii="Wingdings" w:hAnsi="Wingdings" w:hint="default"/>
-        <w:sz w:val="20"/>
-      </w:rPr>
-    </w:lvl>
-    <w:lvl w:ilvl="4" w:tentative="1">
-      <w:start w:val="1"/>
-      <w:numFmt w:val="bullet"/>
-      <w:lvlText w:val=""/>
-      <w:lvlJc w:val="left"/>
-      <w:pPr>
-        <w:tabs>
-          <w:tab w:val="num" w:pos="3600"/>
-        </w:tabs>
-        <w:ind w:left="3600" w:hanging="360"/>
-      </w:pPr>
-      <w:rPr>
-        <w:rFonts w:ascii="Wingdings" w:hAnsi="Wingdings" w:hint="default"/>
-        <w:sz w:val="20"/>
-      </w:rPr>
-    </w:lvl>
-    <w:lvl w:ilvl="5" w:tentative="1">
-      <w:start w:val="1"/>
-      <w:numFmt w:val="bullet"/>
-      <w:lvlText w:val=""/>
-      <w:lvlJc w:val="left"/>
-      <w:pPr>
-        <w:tabs>
-          <w:tab w:val="num" w:pos="4320"/>
-        </w:tabs>
-        <w:ind w:left="4320" w:hanging="360"/>
-      </w:pPr>
-      <w:rPr>
-        <w:rFonts w:ascii="Wingdings" w:hAnsi="Wingdings" w:hint="default"/>
-        <w:sz w:val="20"/>
-      </w:rPr>
-    </w:lvl>
-    <w:lvl w:ilvl="6" w:tentative="1">
-      <w:start w:val="1"/>
-      <w:numFmt w:val="bullet"/>
-      <w:lvlText w:val=""/>
-      <w:lvlJc w:val="left"/>
-      <w:pPr>
-        <w:tabs>
-          <w:tab w:val="num" w:pos="5040"/>
-        </w:tabs>
-        <w:ind w:left="5040" w:hanging="360"/>
-      </w:pPr>
-      <w:rPr>
-        <w:rFonts w:ascii="Wingdings" w:hAnsi="Wingdings" w:hint="default"/>
-        <w:sz w:val="20"/>
-      </w:rPr>
-    </w:lvl>
-    <w:lvl w:ilvl="7" w:tentative="1">
-      <w:start w:val="1"/>
-      <w:numFmt w:val="bullet"/>
-      <w:lvlText w:val=""/>
-      <w:lvlJc w:val="left"/>
-      <w:pPr>
-        <w:tabs>
-          <w:tab w:val="num" w:pos="5760"/>
-        </w:tabs>
-        <w:ind w:left="5760" w:hanging="360"/>
-      </w:pPr>
-      <w:rPr>
-        <w:rFonts w:ascii="Wingdings" w:hAnsi="Wingdings" w:hint="default"/>
-        <w:sz w:val="20"/>
-      </w:rPr>
-    </w:lvl>
-    <w:lvl w:ilvl="8" w:tentative="1">
-      <w:start w:val="1"/>
-      <w:numFmt w:val="bullet"/>
-      <w:lvlText w:val=""/>
-      <w:lvlJc w:val="left"/>
-      <w:pPr>
-        <w:tabs>
-          <w:tab w:val="num" w:pos="6480"/>
-        </w:tabs>
-        <w:ind w:left="6480" w:hanging="360"/>
-      </w:pPr>
-      <w:rPr>
-        <w:rFonts w:ascii="Wingdings" w:hAnsi="Wingdings" w:hint="default"/>
-        <w:sz w:val="20"/>
-      </w:rPr>
-    </w:lvl>
-  </w:abstractNum>
-  <w:num w:numId="1" w16cid:durableId="798842413">
+  <w:num w:numId="1" w16cid:durableId="1790082183">
     <w:abstractNumId w:val="8"/>
   </w:num>
-  <w:num w:numId="2" w16cid:durableId="679164480">
+  <w:num w:numId="2" w16cid:durableId="1067724199">
     <w:abstractNumId w:val="6"/>
   </w:num>
-  <w:num w:numId="3" w16cid:durableId="1283272100">
+  <w:num w:numId="3" w16cid:durableId="113864549">
     <w:abstractNumId w:val="5"/>
   </w:num>
-  <w:num w:numId="4" w16cid:durableId="1719040153">
+  <w:num w:numId="4" w16cid:durableId="943002307">
     <w:abstractNumId w:val="4"/>
   </w:num>
-  <w:num w:numId="5" w16cid:durableId="1430080662">
+  <w:num w:numId="5" w16cid:durableId="74479400">
     <w:abstractNumId w:val="7"/>
   </w:num>
-  <w:num w:numId="6" w16cid:durableId="1325085199">
+  <w:num w:numId="6" w16cid:durableId="1079599213">
     <w:abstractNumId w:val="3"/>
   </w:num>
-  <w:num w:numId="7" w16cid:durableId="1448816387">
+  <w:num w:numId="7" w16cid:durableId="191723975">
     <w:abstractNumId w:val="2"/>
   </w:num>
-  <w:num w:numId="8" w16cid:durableId="1268080987">
+  <w:num w:numId="8" w16cid:durableId="879636652">
     <w:abstractNumId w:val="1"/>
   </w:num>
-  <w:num w:numId="9" w16cid:durableId="1144355139">
+  <w:num w:numId="9" w16cid:durableId="1835873590">
     <w:abstractNumId w:val="0"/>
-  </w:num>
-  <w:num w:numId="10" w16cid:durableId="1031612194">
-    <w:abstractNumId w:val="9"/>
-  </w:num>
-  <w:num w:numId="11" w16cid:durableId="2096852522">
-    <w:abstractNumId w:val="8"/>
-  </w:num>
-  <w:num w:numId="12" w16cid:durableId="1706365646">
-    <w:abstractNumId w:val="8"/>
-  </w:num>
-  <w:num w:numId="13" w16cid:durableId="240019109">
-    <w:abstractNumId w:val="8"/>
   </w:num>
 </w:numbering>
 </file>
@@ -1440,6 +1132,10 @@
     <w:name w:val="Normal"/>
     <w:qFormat/>
     <w:rsid w:val="00FC693F"/>
+    <w:rPr>
+      <w:rFonts w:ascii="Arial" w:hAnsi="Arial"/>
+      <w:sz w:val="20"/>
+    </w:rPr>
   </w:style>
   <w:style w:type="paragraph" w:styleId="Heading1">
     <w:name w:val="heading 1"/>
@@ -1621,7 +1317,6 @@
     <w:rPr>
       <w:rFonts w:asciiTheme="majorHAnsi" w:eastAsiaTheme="majorEastAsia" w:hAnsiTheme="majorHAnsi" w:cstheme="majorBidi"/>
       <w:color w:val="4F81BD" w:themeColor="accent1"/>
-      <w:sz w:val="20"/>
       <w:szCs w:val="20"/>
     </w:rPr>
   </w:style>
@@ -1646,7 +1341,6 @@
       <w:i/>
       <w:iCs/>
       <w:color w:val="404040" w:themeColor="text1" w:themeTint="BF"/>
-      <w:sz w:val="20"/>
       <w:szCs w:val="20"/>
     </w:rPr>
   </w:style>
@@ -12429,6 +12123,29 @@
         <w:shd w:val="clear" w:color="auto" w:fill="FBCAA2" w:themeFill="accent6" w:themeFillTint="7F"/>
       </w:tcPr>
     </w:tblStylePr>
+  </w:style>
+  <w:style w:type="character" w:styleId="Hyperlink">
+    <w:name w:val="Hyperlink"/>
+    <w:basedOn w:val="DefaultParagraphFont"/>
+    <w:uiPriority w:val="99"/>
+    <w:unhideWhenUsed/>
+    <w:rsid w:val="00FE7646"/>
+    <w:rPr>
+      <w:color w:val="0000FF" w:themeColor="hyperlink"/>
+      <w:u w:val="single"/>
+    </w:rPr>
+  </w:style>
+  <w:style w:type="character" w:styleId="UnresolvedMention">
+    <w:name w:val="Unresolved Mention"/>
+    <w:basedOn w:val="DefaultParagraphFont"/>
+    <w:uiPriority w:val="99"/>
+    <w:semiHidden/>
+    <w:unhideWhenUsed/>
+    <w:rsid w:val="00FE7646"/>
+    <w:rPr>
+      <w:color w:val="605E5C"/>
+      <w:shd w:val="clear" w:color="auto" w:fill="E1DFDD"/>
+    </w:rPr>
   </w:style>
 </w:styles>
 </file>
